--- a/document_templates/Акт списания материалов по договору_шаблон.docx
+++ b/document_templates/Акт списания материалов по договору_шаблон.docx
@@ -455,7 +455,14 @@
               <w:rPr>
                 <w:rFonts w:ascii="Times New Roman" w:hAnsi="Times New Roman" w:cs="Times New Roman"/>
               </w:rPr>
-              <w:t>Наименование по мат</w:t>
+              <w:t xml:space="preserve">Наименование по </w:t>
+            </w:r>
+            <w:proofErr w:type="spellStart"/>
+            <w:r>
+              <w:rPr>
+                <w:rFonts w:ascii="Times New Roman" w:hAnsi="Times New Roman" w:cs="Times New Roman"/>
+              </w:rPr>
+              <w:t>мат</w:t>
             </w:r>
             <w:r>
               <w:rPr>
@@ -463,6 +470,7 @@
               </w:rPr>
               <w:t>ериальноиу</w:t>
             </w:r>
+            <w:proofErr w:type="spellEnd"/>
             <w:r>
               <w:rPr>
                 <w:rFonts w:ascii="Times New Roman" w:hAnsi="Times New Roman" w:cs="Times New Roman"/>
@@ -483,12 +491,14 @@
                 <w:rFonts w:ascii="Times New Roman" w:hAnsi="Times New Roman" w:cs="Times New Roman"/>
               </w:rPr>
             </w:pPr>
+            <w:proofErr w:type="spellStart"/>
             <w:r>
               <w:rPr>
                 <w:rFonts w:ascii="Times New Roman" w:hAnsi="Times New Roman" w:cs="Times New Roman"/>
               </w:rPr>
               <w:t>Ед.изм</w:t>
             </w:r>
+            <w:proofErr w:type="spellEnd"/>
           </w:p>
         </w:tc>
         <w:tc>
@@ -648,26 +658,61 @@
           </w:tcPr>
           <w:p>
             <w:pPr>
-              <w:spacing w:after="0" w:line="240" w:lineRule="auto"/>
+              <w:spacing w:after="0"/>
               <w:jc w:val="center"/>
               <w:rPr>
                 <w:rFonts w:ascii="Times New Roman" w:hAnsi="Times New Roman" w:cs="Times New Roman"/>
+                <w:b/>
+                <w:lang w:val="en-US"/>
               </w:rPr>
             </w:pPr>
             <w:r>
               <w:rPr>
                 <w:rFonts w:ascii="Times New Roman" w:eastAsia="Times New Roman" w:hAnsi="Times New Roman"/>
               </w:rPr>
-              <w:t>{{CONTRACT_WORK_COLUMN}}</w:t>
-            </w:r>
-          </w:p>
-          <w:p>
-            <w:pPr>
-              <w:spacing w:after="0" w:line="240" w:lineRule="auto"/>
-              <w:ind w:left="113" w:right="113"/>
+              <w:t>Договор</w:t>
+            </w:r>
+            <w:r>
+              <w:rPr>
+                <w:rFonts w:ascii="Times New Roman" w:eastAsia="Times New Roman" w:hAnsi="Times New Roman"/>
+                <w:lang w:val="en-US"/>
+              </w:rPr>
+              <w:t xml:space="preserve"> № {{CONTRACT_NUMBER}} </w:t>
+            </w:r>
+            <w:r>
+              <w:rPr>
+                <w:rFonts w:ascii="Times New Roman" w:eastAsia="Times New Roman" w:hAnsi="Times New Roman"/>
+              </w:rPr>
+              <w:t>от</w:t>
+            </w:r>
+            <w:r>
+              <w:rPr>
+                <w:rFonts w:ascii="Times New Roman" w:eastAsia="Times New Roman" w:hAnsi="Times New Roman"/>
+                <w:lang w:val="en-US"/>
+              </w:rPr>
+              <w:t xml:space="preserve"> {{CONTRACT_DATE}} </w:t>
+            </w:r>
+            <w:r>
+              <w:rPr>
+                <w:rFonts w:ascii="Times New Roman" w:eastAsia="Times New Roman" w:hAnsi="Times New Roman"/>
+              </w:rPr>
+              <w:t>г</w:t>
+            </w:r>
+            <w:r>
+              <w:rPr>
+                <w:rFonts w:ascii="Times New Roman" w:eastAsia="Times New Roman" w:hAnsi="Times New Roman"/>
+                <w:lang w:val="en-US"/>
+              </w:rPr>
+              <w:t>.</w:t>
+            </w:r>
+          </w:p>
+          <w:p>
+            <w:pPr>
+              <w:spacing w:after="0" w:line="240" w:lineRule="auto"/>
               <w:jc w:val="center"/>
               <w:rPr>
                 <w:rFonts w:ascii="Times New Roman" w:hAnsi="Times New Roman" w:cs="Times New Roman"/>
+                <w:lang w:val="en-US"/>
               </w:rPr>
             </w:pPr>
           </w:p>
@@ -682,6 +727,7 @@
               <w:spacing w:after="0" w:line="240" w:lineRule="auto"/>
               <w:rPr>
                 <w:rFonts w:ascii="Times New Roman" w:hAnsi="Times New Roman" w:cs="Times New Roman"/>
+                <w:lang w:val="en-US"/>
               </w:rPr>
             </w:pPr>
           </w:p>
@@ -696,6 +742,7 @@
               <w:spacing w:after="0" w:line="240" w:lineRule="auto"/>
               <w:rPr>
                 <w:rFonts w:ascii="Times New Roman" w:hAnsi="Times New Roman" w:cs="Times New Roman"/>
+                <w:lang w:val="en-US"/>
               </w:rPr>
             </w:pPr>
           </w:p>
@@ -783,7 +830,7 @@
               <w:rPr>
                 <w:rFonts w:ascii="Times New Roman" w:eastAsia="Times New Roman" w:hAnsi="Times New Roman"/>
               </w:rPr>
-              <w:t>{{WORK_OR_FORM}}</w:t>
+              <w:t>{{ACTUAL_QTY}}</w:t>
             </w:r>
           </w:p>
         </w:tc>
@@ -897,7 +944,51 @@
           <w:rFonts w:ascii="Times New Roman" w:eastAsia="Times New Roman" w:hAnsi="Times New Roman"/>
         </w:rPr>
         <w:tab/>
-        <w:t>{{RESPONSIBLE_PERSON_NAME}}</w:t>
+      </w:r>
+      <w:r>
+        <w:rPr>
+          <w:rFonts w:ascii="Times New Roman" w:eastAsia="Times New Roman" w:hAnsi="Times New Roman"/>
+        </w:rPr>
+        <w:t>{{</w:t>
+      </w:r>
+      <w:r>
+        <w:rPr>
+          <w:rFonts w:ascii="Times New Roman" w:eastAsia="Times New Roman" w:hAnsi="Times New Roman"/>
+          <w:lang w:val="en-US"/>
+        </w:rPr>
+        <w:t>SITE</w:t>
+      </w:r>
+      <w:r>
+        <w:rPr>
+          <w:rFonts w:ascii="Times New Roman" w:eastAsia="Times New Roman" w:hAnsi="Times New Roman"/>
+        </w:rPr>
+        <w:t>_</w:t>
+      </w:r>
+      <w:r>
+        <w:rPr>
+          <w:rFonts w:ascii="Times New Roman" w:eastAsia="Times New Roman" w:hAnsi="Times New Roman"/>
+          <w:lang w:val="en-US"/>
+        </w:rPr>
+        <w:t>MANAGER</w:t>
+      </w:r>
+      <w:r>
+        <w:rPr>
+          <w:rFonts w:ascii="Times New Roman" w:eastAsia="Times New Roman" w:hAnsi="Times New Roman"/>
+        </w:rPr>
+        <w:t>_</w:t>
+      </w:r>
+      <w:r>
+        <w:rPr>
+          <w:rFonts w:ascii="Times New Roman" w:eastAsia="Times New Roman" w:hAnsi="Times New Roman"/>
+          <w:lang w:val="en-US"/>
+        </w:rPr>
+        <w:t>NAME</w:t>
+      </w:r>
+      <w:r>
+        <w:rPr>
+          <w:rFonts w:ascii="Times New Roman" w:eastAsia="Times New Roman" w:hAnsi="Times New Roman"/>
+        </w:rPr>
+        <w:t>}}</w:t>
       </w:r>
     </w:p>
     <w:p>

--- a/document_templates/Акт списания материалов по договору_шаблон.docx
+++ b/document_templates/Акт списания материалов по договору_шаблон.docx
@@ -455,14 +455,7 @@
               <w:rPr>
                 <w:rFonts w:ascii="Times New Roman" w:hAnsi="Times New Roman" w:cs="Times New Roman"/>
               </w:rPr>
-              <w:t xml:space="preserve">Наименование по </w:t>
-            </w:r>
-            <w:proofErr w:type="spellStart"/>
-            <w:r>
-              <w:rPr>
-                <w:rFonts w:ascii="Times New Roman" w:hAnsi="Times New Roman" w:cs="Times New Roman"/>
-              </w:rPr>
-              <w:t>мат</w:t>
+              <w:t>Наименование по мат</w:t>
             </w:r>
             <w:r>
               <w:rPr>
@@ -470,7 +463,6 @@
               </w:rPr>
               <w:t>ериальноиу</w:t>
             </w:r>
-            <w:proofErr w:type="spellEnd"/>
             <w:r>
               <w:rPr>
                 <w:rFonts w:ascii="Times New Roman" w:hAnsi="Times New Roman" w:cs="Times New Roman"/>
@@ -491,14 +483,12 @@
                 <w:rFonts w:ascii="Times New Roman" w:hAnsi="Times New Roman" w:cs="Times New Roman"/>
               </w:rPr>
             </w:pPr>
-            <w:proofErr w:type="spellStart"/>
             <w:r>
               <w:rPr>
                 <w:rFonts w:ascii="Times New Roman" w:hAnsi="Times New Roman" w:cs="Times New Roman"/>
               </w:rPr>
               <w:t>Ед.изм</w:t>
             </w:r>
-            <w:proofErr w:type="spellEnd"/>
           </w:p>
         </w:tc>
         <w:tc>
@@ -956,33 +946,7 @@
           <w:rFonts w:ascii="Times New Roman" w:eastAsia="Times New Roman" w:hAnsi="Times New Roman"/>
           <w:lang w:val="en-US"/>
         </w:rPr>
-        <w:t>SITE</w:t>
-      </w:r>
-      <w:r>
-        <w:rPr>
-          <w:rFonts w:ascii="Times New Roman" w:eastAsia="Times New Roman" w:hAnsi="Times New Roman"/>
-        </w:rPr>
-        <w:t>_</w:t>
-      </w:r>
-      <w:r>
-        <w:rPr>
-          <w:rFonts w:ascii="Times New Roman" w:eastAsia="Times New Roman" w:hAnsi="Times New Roman"/>
-          <w:lang w:val="en-US"/>
-        </w:rPr>
-        <w:t>MANAGER</w:t>
-      </w:r>
-      <w:r>
-        <w:rPr>
-          <w:rFonts w:ascii="Times New Roman" w:eastAsia="Times New Roman" w:hAnsi="Times New Roman"/>
-        </w:rPr>
-        <w:t>_</w:t>
-      </w:r>
-      <w:r>
-        <w:rPr>
-          <w:rFonts w:ascii="Times New Roman" w:eastAsia="Times New Roman" w:hAnsi="Times New Roman"/>
-          <w:lang w:val="en-US"/>
-        </w:rPr>
-        <w:t>NAME</w:t>
+        <w:t>SITE_MANAGER_NAME_SHORT</w:t>
       </w:r>
       <w:r>
         <w:rPr>

--- a/document_templates/Акт списания материалов по договору_шаблон.docx
+++ b/document_templates/Акт списания материалов по договору_шаблон.docx
@@ -891,6 +891,7 @@
         <w:spacing w:after="0"/>
         <w:rPr>
           <w:rFonts w:ascii="Times New Roman" w:hAnsi="Times New Roman" w:cs="Times New Roman"/>
+          <w:lang w:val="en-US"/>
         </w:rPr>
       </w:pPr>
       <w:r>
@@ -938,21 +939,9 @@
       <w:r>
         <w:rPr>
           <w:rFonts w:ascii="Times New Roman" w:eastAsia="Times New Roman" w:hAnsi="Times New Roman"/>
-        </w:rPr>
-        <w:t>{{</w:t>
-      </w:r>
-      <w:r>
-        <w:rPr>
-          <w:rFonts w:ascii="Times New Roman" w:eastAsia="Times New Roman" w:hAnsi="Times New Roman"/>
-          <w:lang w:val="en-US"/>
-        </w:rPr>
-        <w:t>SITE_MANAGER_NAME_SHORT</w:t>
-      </w:r>
-      <w:r>
-        <w:rPr>
-          <w:rFonts w:ascii="Times New Roman" w:eastAsia="Times New Roman" w:hAnsi="Times New Roman"/>
-        </w:rPr>
-        <w:t>}}</w:t>
+          <w:lang w:val="en-US"/>
+        </w:rPr>
+        <w:t>{{SITE_MANAGER_NAME_SHORT}}</w:t>
       </w:r>
     </w:p>
     <w:p>

--- a/document_templates/Акт списания материалов по договору_шаблон.docx
+++ b/document_templates/Акт списания материалов по договору_шаблон.docx
@@ -891,7 +891,6 @@
         <w:spacing w:after="0"/>
         <w:rPr>
           <w:rFonts w:ascii="Times New Roman" w:hAnsi="Times New Roman" w:cs="Times New Roman"/>
-          <w:lang w:val="en-US"/>
         </w:rPr>
       </w:pPr>
       <w:r>
@@ -939,9 +938,60 @@
       <w:r>
         <w:rPr>
           <w:rFonts w:ascii="Times New Roman" w:eastAsia="Times New Roman" w:hAnsi="Times New Roman"/>
-          <w:lang w:val="en-US"/>
-        </w:rPr>
-        <w:t>{{SITE_MANAGER_NAME_SHORT}}</w:t>
+        </w:rPr>
+        <w:t>{{</w:t>
+      </w:r>
+      <w:r>
+        <w:rPr>
+          <w:rFonts w:ascii="Times New Roman" w:eastAsia="Times New Roman" w:hAnsi="Times New Roman"/>
+          <w:lang w:val="en-US"/>
+        </w:rPr>
+        <w:t>SITE</w:t>
+      </w:r>
+      <w:r>
+        <w:rPr>
+          <w:rFonts w:ascii="Times New Roman" w:eastAsia="Times New Roman" w:hAnsi="Times New Roman"/>
+        </w:rPr>
+        <w:t>_</w:t>
+      </w:r>
+      <w:r>
+        <w:rPr>
+          <w:rFonts w:ascii="Times New Roman" w:eastAsia="Times New Roman" w:hAnsi="Times New Roman"/>
+          <w:lang w:val="en-US"/>
+        </w:rPr>
+        <w:t>MANAGER</w:t>
+      </w:r>
+      <w:r>
+        <w:rPr>
+          <w:rFonts w:ascii="Times New Roman" w:eastAsia="Times New Roman" w:hAnsi="Times New Roman"/>
+        </w:rPr>
+        <w:t>_</w:t>
+      </w:r>
+      <w:r>
+        <w:rPr>
+          <w:rFonts w:ascii="Times New Roman" w:eastAsia="Times New Roman" w:hAnsi="Times New Roman"/>
+          <w:lang w:val="en-US"/>
+        </w:rPr>
+        <w:t>NAME</w:t>
+      </w:r>
+      <w:r>
+        <w:rPr>
+          <w:rFonts w:ascii="Times New Roman" w:eastAsia="Times New Roman" w:hAnsi="Times New Roman"/>
+        </w:rPr>
+        <w:t>_</w:t>
+      </w:r>
+      <w:r>
+        <w:rPr>
+          <w:rFonts w:ascii="Times New Roman" w:eastAsia="Times New Roman" w:hAnsi="Times New Roman"/>
+          <w:lang w:val="en-US"/>
+        </w:rPr>
+        <w:t>SHORT</w:t>
+      </w:r>
+      <w:r>
+        <w:rPr>
+          <w:rFonts w:ascii="Times New Roman" w:eastAsia="Times New Roman" w:hAnsi="Times New Roman"/>
+        </w:rPr>
+        <w:t>}}</w:t>
       </w:r>
     </w:p>
     <w:p>
@@ -1034,7 +1084,69 @@
           <w:lang w:val="en-US"/>
         </w:rPr>
         <w:tab/>
-        <w:t xml:space="preserve">{{SITE_MANAGER_NAME}} </w:t>
+      </w:r>
+      <w:r>
+        <w:rPr>
+          <w:rFonts w:ascii="Times New Roman" w:eastAsia="Times New Roman" w:hAnsi="Times New Roman"/>
+          <w:lang w:val="en-US"/>
+        </w:rPr>
+        <w:t>{{</w:t>
+      </w:r>
+      <w:r>
+        <w:rPr>
+          <w:rFonts w:ascii="Times New Roman" w:eastAsia="Times New Roman" w:hAnsi="Times New Roman"/>
+          <w:lang w:val="en-US"/>
+        </w:rPr>
+        <w:t>SITE</w:t>
+      </w:r>
+      <w:r>
+        <w:rPr>
+          <w:rFonts w:ascii="Times New Roman" w:eastAsia="Times New Roman" w:hAnsi="Times New Roman"/>
+          <w:lang w:val="en-US"/>
+        </w:rPr>
+        <w:t>_</w:t>
+      </w:r>
+      <w:r>
+        <w:rPr>
+          <w:rFonts w:ascii="Times New Roman" w:eastAsia="Times New Roman" w:hAnsi="Times New Roman"/>
+          <w:lang w:val="en-US"/>
+        </w:rPr>
+        <w:t>MANAGER</w:t>
+      </w:r>
+      <w:r>
+        <w:rPr>
+          <w:rFonts w:ascii="Times New Roman" w:eastAsia="Times New Roman" w:hAnsi="Times New Roman"/>
+          <w:lang w:val="en-US"/>
+        </w:rPr>
+        <w:t>_</w:t>
+      </w:r>
+      <w:r>
+        <w:rPr>
+          <w:rFonts w:ascii="Times New Roman" w:eastAsia="Times New Roman" w:hAnsi="Times New Roman"/>
+          <w:lang w:val="en-US"/>
+        </w:rPr>
+        <w:t>NAME</w:t>
+      </w:r>
+      <w:r>
+        <w:rPr>
+          <w:rFonts w:ascii="Times New Roman" w:eastAsia="Times New Roman" w:hAnsi="Times New Roman"/>
+          <w:lang w:val="en-US"/>
+        </w:rPr>
+        <w:t>_</w:t>
+      </w:r>
+      <w:r>
+        <w:rPr>
+          <w:rFonts w:ascii="Times New Roman" w:eastAsia="Times New Roman" w:hAnsi="Times New Roman"/>
+          <w:lang w:val="en-US"/>
+        </w:rPr>
+        <w:t>SHORT</w:t>
+      </w:r>
+      <w:r>
+        <w:rPr>
+          <w:rFonts w:ascii="Times New Roman" w:eastAsia="Times New Roman" w:hAnsi="Times New Roman"/>
+          <w:lang w:val="en-US"/>
+        </w:rPr>
+        <w:t>}}</w:t>
       </w:r>
     </w:p>
     <w:sectPr>

--- a/document_templates/Акт списания материалов по договору_шаблон.docx
+++ b/document_templates/Акт списания материалов по договору_шаблон.docx
@@ -455,7 +455,14 @@
               <w:rPr>
                 <w:rFonts w:ascii="Times New Roman" w:hAnsi="Times New Roman" w:cs="Times New Roman"/>
               </w:rPr>
-              <w:t>Наименование по мат</w:t>
+              <w:t xml:space="preserve">Наименование по </w:t>
+            </w:r>
+            <w:proofErr w:type="spellStart"/>
+            <w:r>
+              <w:rPr>
+                <w:rFonts w:ascii="Times New Roman" w:hAnsi="Times New Roman" w:cs="Times New Roman"/>
+              </w:rPr>
+              <w:t>мат</w:t>
             </w:r>
             <w:r>
               <w:rPr>
@@ -463,6 +470,7 @@
               </w:rPr>
               <w:t>ериальноиу</w:t>
             </w:r>
+            <w:proofErr w:type="spellEnd"/>
             <w:r>
               <w:rPr>
                 <w:rFonts w:ascii="Times New Roman" w:hAnsi="Times New Roman" w:cs="Times New Roman"/>
@@ -483,12 +491,14 @@
                 <w:rFonts w:ascii="Times New Roman" w:hAnsi="Times New Roman" w:cs="Times New Roman"/>
               </w:rPr>
             </w:pPr>
+            <w:proofErr w:type="spellStart"/>
             <w:r>
               <w:rPr>
                 <w:rFonts w:ascii="Times New Roman" w:hAnsi="Times New Roman" w:cs="Times New Roman"/>
               </w:rPr>
               <w:t>Ед.изм</w:t>
             </w:r>
+            <w:proofErr w:type="spellEnd"/>
           </w:p>
         </w:tc>
         <w:tc>
@@ -874,7 +884,8 @@
       <w:pPr>
         <w:spacing w:after="0"/>
         <w:rPr>
-          <w:rFonts w:ascii="Times New Roman" w:hAnsi="Times New Roman" w:cs="Times New Roman"/>
+          <w:rFonts w:ascii="Times New Roman" w:eastAsia="Times New Roman" w:hAnsi="Times New Roman"/>
+          <w:lang w:val="en-US"/>
         </w:rPr>
       </w:pPr>
     </w:p>
@@ -883,124 +894,178 @@
         <w:spacing w:after="0"/>
         <w:rPr>
           <w:rFonts w:ascii="Times New Roman" w:hAnsi="Times New Roman" w:cs="Times New Roman"/>
-        </w:rPr>
-      </w:pPr>
+          <w:lang w:val="en-US"/>
+        </w:rPr>
+      </w:pPr>
+      <w:r>
+        <w:rPr>
+          <w:rFonts w:ascii="Times New Roman" w:eastAsia="Times New Roman" w:hAnsi="Times New Roman"/>
+        </w:rPr>
+        <w:t>Материально</w:t>
+      </w:r>
+      <w:r>
+        <w:rPr>
+          <w:rFonts w:ascii="Times New Roman" w:eastAsia="Times New Roman" w:hAnsi="Times New Roman"/>
+          <w:lang w:val="en-US"/>
+        </w:rPr>
+        <w:t>-</w:t>
+      </w:r>
+      <w:r>
+        <w:rPr>
+          <w:rFonts w:ascii="Times New Roman" w:eastAsia="Times New Roman" w:hAnsi="Times New Roman"/>
+        </w:rPr>
+        <w:t>ответственное</w:t>
+      </w:r>
+      <w:r>
+        <w:rPr>
+          <w:rFonts w:ascii="Times New Roman" w:eastAsia="Times New Roman" w:hAnsi="Times New Roman"/>
+          <w:lang w:val="en-US"/>
+        </w:rPr>
+        <w:t xml:space="preserve"> </w:t>
+      </w:r>
+      <w:r>
+        <w:rPr>
+          <w:rFonts w:ascii="Times New Roman" w:eastAsia="Times New Roman" w:hAnsi="Times New Roman"/>
+        </w:rPr>
+        <w:t>лицо</w:t>
+      </w:r>
+      <w:r>
+        <w:rPr>
+          <w:rFonts w:ascii="Times New Roman" w:eastAsia="Times New Roman" w:hAnsi="Times New Roman"/>
+          <w:lang w:val="en-US"/>
+        </w:rPr>
+        <w:tab/>
+      </w:r>
+      <w:r>
+        <w:rPr>
+          <w:rFonts w:ascii="Times New Roman" w:eastAsia="Times New Roman" w:hAnsi="Times New Roman"/>
+          <w:lang w:val="en-US"/>
+        </w:rPr>
+        <w:tab/>
+      </w:r>
+      <w:r>
+        <w:rPr>
+          <w:rFonts w:ascii="Times New Roman" w:eastAsia="Times New Roman" w:hAnsi="Times New Roman"/>
+          <w:lang w:val="en-US"/>
+        </w:rPr>
+        <w:tab/>
+      </w:r>
+      <w:r>
+        <w:rPr>
+          <w:rFonts w:ascii="Times New Roman" w:eastAsia="Times New Roman" w:hAnsi="Times New Roman"/>
+          <w:lang w:val="en-US"/>
+        </w:rPr>
+        <w:tab/>
+      </w:r>
+      <w:r>
+        <w:rPr>
+          <w:rFonts w:ascii="Times New Roman" w:eastAsia="Times New Roman" w:hAnsi="Times New Roman"/>
+          <w:lang w:val="en-US"/>
+        </w:rPr>
+        <w:tab/>
+      </w:r>
+      <w:r>
+        <w:rPr>
+          <w:rFonts w:ascii="Times New Roman" w:eastAsia="Times New Roman" w:hAnsi="Times New Roman"/>
+          <w:lang w:val="en-US"/>
+        </w:rPr>
+        <w:tab/>
+        <w:t>{{RESPONSIBLE_PERSON_NAME_SHORT}}</w:t>
+      </w:r>
     </w:p>
     <w:p>
       <w:pPr>
         <w:spacing w:after="0"/>
         <w:rPr>
           <w:rFonts w:ascii="Times New Roman" w:hAnsi="Times New Roman" w:cs="Times New Roman"/>
-        </w:rPr>
-      </w:pPr>
-      <w:r>
-        <w:rPr>
-          <w:rFonts w:ascii="Times New Roman" w:eastAsia="Times New Roman" w:hAnsi="Times New Roman"/>
-        </w:rPr>
-        <w:t>Материально-ответственное лицо</w:t>
-      </w:r>
-      <w:r>
-        <w:rPr>
-          <w:rFonts w:ascii="Times New Roman" w:eastAsia="Times New Roman" w:hAnsi="Times New Roman"/>
-        </w:rPr>
-        <w:tab/>
-      </w:r>
-      <w:r>
-        <w:rPr>
-          <w:rFonts w:ascii="Times New Roman" w:eastAsia="Times New Roman" w:hAnsi="Times New Roman"/>
-        </w:rPr>
-        <w:tab/>
-      </w:r>
-      <w:r>
-        <w:rPr>
-          <w:rFonts w:ascii="Times New Roman" w:eastAsia="Times New Roman" w:hAnsi="Times New Roman"/>
-        </w:rPr>
-        <w:tab/>
-      </w:r>
-      <w:r>
-        <w:rPr>
-          <w:rFonts w:ascii="Times New Roman" w:eastAsia="Times New Roman" w:hAnsi="Times New Roman"/>
-        </w:rPr>
-        <w:tab/>
-      </w:r>
-      <w:r>
-        <w:rPr>
-          <w:rFonts w:ascii="Times New Roman" w:eastAsia="Times New Roman" w:hAnsi="Times New Roman"/>
-        </w:rPr>
-        <w:tab/>
-      </w:r>
-      <w:r>
-        <w:rPr>
-          <w:rFonts w:ascii="Times New Roman" w:eastAsia="Times New Roman" w:hAnsi="Times New Roman"/>
-        </w:rPr>
-        <w:tab/>
-      </w:r>
-      <w:r>
-        <w:rPr>
-          <w:rFonts w:ascii="Times New Roman" w:eastAsia="Times New Roman" w:hAnsi="Times New Roman"/>
-        </w:rPr>
-        <w:t>{{</w:t>
-      </w:r>
-      <w:r>
-        <w:rPr>
-          <w:rFonts w:ascii="Times New Roman" w:eastAsia="Times New Roman" w:hAnsi="Times New Roman"/>
-          <w:lang w:val="en-US"/>
-        </w:rPr>
-        <w:t>SITE</w:t>
-      </w:r>
-      <w:r>
-        <w:rPr>
-          <w:rFonts w:ascii="Times New Roman" w:eastAsia="Times New Roman" w:hAnsi="Times New Roman"/>
-        </w:rPr>
-        <w:t>_</w:t>
-      </w:r>
-      <w:r>
-        <w:rPr>
-          <w:rFonts w:ascii="Times New Roman" w:eastAsia="Times New Roman" w:hAnsi="Times New Roman"/>
-          <w:lang w:val="en-US"/>
-        </w:rPr>
-        <w:t>MANAGER</w:t>
-      </w:r>
-      <w:r>
-        <w:rPr>
-          <w:rFonts w:ascii="Times New Roman" w:eastAsia="Times New Roman" w:hAnsi="Times New Roman"/>
-        </w:rPr>
-        <w:t>_</w:t>
-      </w:r>
-      <w:r>
-        <w:rPr>
-          <w:rFonts w:ascii="Times New Roman" w:eastAsia="Times New Roman" w:hAnsi="Times New Roman"/>
-          <w:lang w:val="en-US"/>
-        </w:rPr>
-        <w:t>NAME</w:t>
-      </w:r>
-      <w:r>
-        <w:rPr>
-          <w:rFonts w:ascii="Times New Roman" w:eastAsia="Times New Roman" w:hAnsi="Times New Roman"/>
-        </w:rPr>
-        <w:t>_</w:t>
-      </w:r>
-      <w:r>
-        <w:rPr>
-          <w:rFonts w:ascii="Times New Roman" w:eastAsia="Times New Roman" w:hAnsi="Times New Roman"/>
-          <w:lang w:val="en-US"/>
-        </w:rPr>
-        <w:t>SHORT</w:t>
-      </w:r>
-      <w:r>
-        <w:rPr>
-          <w:rFonts w:ascii="Times New Roman" w:eastAsia="Times New Roman" w:hAnsi="Times New Roman"/>
-        </w:rPr>
-        <w:t>}}</w:t>
-      </w:r>
+          <w:lang w:val="en-US"/>
+        </w:rPr>
+      </w:pPr>
     </w:p>
     <w:p>
       <w:pPr>
         <w:spacing w:after="0"/>
         <w:rPr>
           <w:rFonts w:ascii="Times New Roman" w:hAnsi="Times New Roman" w:cs="Times New Roman"/>
-        </w:rPr>
-      </w:pPr>
+          <w:lang w:val="en-US"/>
+        </w:rPr>
+      </w:pPr>
+      <w:r>
+        <w:rPr>
+          <w:rFonts w:ascii="Times New Roman" w:eastAsia="Times New Roman" w:hAnsi="Times New Roman"/>
+        </w:rPr>
+        <w:t>Начальник</w:t>
+      </w:r>
+      <w:r>
+        <w:rPr>
+          <w:rFonts w:ascii="Times New Roman" w:eastAsia="Times New Roman" w:hAnsi="Times New Roman"/>
+          <w:lang w:val="en-US"/>
+        </w:rPr>
+        <w:t xml:space="preserve"> </w:t>
+      </w:r>
+      <w:r>
+        <w:rPr>
+          <w:rFonts w:ascii="Times New Roman" w:eastAsia="Times New Roman" w:hAnsi="Times New Roman"/>
+        </w:rPr>
+        <w:t>участка</w:t>
+      </w:r>
+      <w:r>
+        <w:rPr>
+          <w:rFonts w:ascii="Times New Roman" w:eastAsia="Times New Roman" w:hAnsi="Times New Roman"/>
+          <w:lang w:val="en-US"/>
+        </w:rPr>
+        <w:t xml:space="preserve"> № {{SITE_NUMBER}}</w:t>
+      </w:r>
+      <w:r>
+        <w:rPr>
+          <w:rFonts w:ascii="Times New Roman" w:eastAsia="Times New Roman" w:hAnsi="Times New Roman"/>
+          <w:lang w:val="en-US"/>
+        </w:rPr>
+        <w:tab/>
+      </w:r>
+      <w:r>
+        <w:rPr>
+          <w:rFonts w:ascii="Times New Roman" w:eastAsia="Times New Roman" w:hAnsi="Times New Roman"/>
+          <w:lang w:val="en-US"/>
+        </w:rPr>
+        <w:tab/>
+      </w:r>
+      <w:r>
+        <w:rPr>
+          <w:rFonts w:ascii="Times New Roman" w:eastAsia="Times New Roman" w:hAnsi="Times New Roman"/>
+          <w:lang w:val="en-US"/>
+        </w:rPr>
+        <w:tab/>
+      </w:r>
+      <w:r>
+        <w:rPr>
+          <w:rFonts w:ascii="Times New Roman" w:eastAsia="Times New Roman" w:hAnsi="Times New Roman"/>
+          <w:lang w:val="en-US"/>
+        </w:rPr>
+        <w:tab/>
+      </w:r>
+      <w:r>
+        <w:rPr>
+          <w:rFonts w:ascii="Times New Roman" w:eastAsia="Times New Roman" w:hAnsi="Times New Roman"/>
+          <w:lang w:val="en-US"/>
+        </w:rPr>
+        <w:tab/>
+      </w:r>
+      <w:r>
+        <w:rPr>
+          <w:rFonts w:ascii="Times New Roman" w:eastAsia="Times New Roman" w:hAnsi="Times New Roman"/>
+          <w:lang w:val="en-US"/>
+        </w:rPr>
+        <w:tab/>
+      </w:r>
+      <w:r>
+        <w:rPr>
+          <w:rFonts w:ascii="Times New Roman" w:eastAsia="Times New Roman" w:hAnsi="Times New Roman"/>
+          <w:lang w:val="en-US"/>
+        </w:rPr>
+        <w:tab/>
+        <w:t>{{SITE_MANAGER_NAME_SHORT}}</w:t>
+      </w:r>
     </w:p>
     <w:p>
       <w:pPr>
@@ -1010,144 +1075,6 @@
           <w:lang w:val="en-US"/>
         </w:rPr>
       </w:pPr>
-      <w:r>
-        <w:rPr>
-          <w:rFonts w:ascii="Times New Roman" w:eastAsia="Times New Roman" w:hAnsi="Times New Roman"/>
-        </w:rPr>
-        <w:t>Начальник</w:t>
-      </w:r>
-      <w:r>
-        <w:rPr>
-          <w:rFonts w:ascii="Times New Roman" w:eastAsia="Times New Roman" w:hAnsi="Times New Roman"/>
-          <w:lang w:val="en-US"/>
-        </w:rPr>
-        <w:t xml:space="preserve"> </w:t>
-      </w:r>
-      <w:r>
-        <w:rPr>
-          <w:rFonts w:ascii="Times New Roman" w:eastAsia="Times New Roman" w:hAnsi="Times New Roman"/>
-        </w:rPr>
-        <w:t>участка</w:t>
-      </w:r>
-      <w:r>
-        <w:rPr>
-          <w:rFonts w:ascii="Times New Roman" w:eastAsia="Times New Roman" w:hAnsi="Times New Roman"/>
-          <w:lang w:val="en-US"/>
-        </w:rPr>
-        <w:t xml:space="preserve"> № {{SITE_NUMBER}}</w:t>
-      </w:r>
-      <w:r>
-        <w:rPr>
-          <w:rFonts w:ascii="Times New Roman" w:eastAsia="Times New Roman" w:hAnsi="Times New Roman"/>
-          <w:lang w:val="en-US"/>
-        </w:rPr>
-        <w:tab/>
-      </w:r>
-      <w:r>
-        <w:rPr>
-          <w:rFonts w:ascii="Times New Roman" w:eastAsia="Times New Roman" w:hAnsi="Times New Roman"/>
-          <w:lang w:val="en-US"/>
-        </w:rPr>
-        <w:tab/>
-      </w:r>
-      <w:r>
-        <w:rPr>
-          <w:rFonts w:ascii="Times New Roman" w:eastAsia="Times New Roman" w:hAnsi="Times New Roman"/>
-          <w:lang w:val="en-US"/>
-        </w:rPr>
-        <w:tab/>
-      </w:r>
-      <w:r>
-        <w:rPr>
-          <w:rFonts w:ascii="Times New Roman" w:eastAsia="Times New Roman" w:hAnsi="Times New Roman"/>
-          <w:lang w:val="en-US"/>
-        </w:rPr>
-        <w:tab/>
-      </w:r>
-      <w:r>
-        <w:rPr>
-          <w:rFonts w:ascii="Times New Roman" w:eastAsia="Times New Roman" w:hAnsi="Times New Roman"/>
-          <w:lang w:val="en-US"/>
-        </w:rPr>
-        <w:tab/>
-      </w:r>
-      <w:r>
-        <w:rPr>
-          <w:rFonts w:ascii="Times New Roman" w:eastAsia="Times New Roman" w:hAnsi="Times New Roman"/>
-          <w:lang w:val="en-US"/>
-        </w:rPr>
-        <w:tab/>
-      </w:r>
-      <w:r>
-        <w:rPr>
-          <w:rFonts w:ascii="Times New Roman" w:eastAsia="Times New Roman" w:hAnsi="Times New Roman"/>
-          <w:lang w:val="en-US"/>
-        </w:rPr>
-        <w:tab/>
-      </w:r>
-      <w:r>
-        <w:rPr>
-          <w:rFonts w:ascii="Times New Roman" w:eastAsia="Times New Roman" w:hAnsi="Times New Roman"/>
-          <w:lang w:val="en-US"/>
-        </w:rPr>
-        <w:t>{{</w:t>
-      </w:r>
-      <w:r>
-        <w:rPr>
-          <w:rFonts w:ascii="Times New Roman" w:eastAsia="Times New Roman" w:hAnsi="Times New Roman"/>
-          <w:lang w:val="en-US"/>
-        </w:rPr>
-        <w:t>SITE</w:t>
-      </w:r>
-      <w:r>
-        <w:rPr>
-          <w:rFonts w:ascii="Times New Roman" w:eastAsia="Times New Roman" w:hAnsi="Times New Roman"/>
-          <w:lang w:val="en-US"/>
-        </w:rPr>
-        <w:t>_</w:t>
-      </w:r>
-      <w:r>
-        <w:rPr>
-          <w:rFonts w:ascii="Times New Roman" w:eastAsia="Times New Roman" w:hAnsi="Times New Roman"/>
-          <w:lang w:val="en-US"/>
-        </w:rPr>
-        <w:t>MANAGER</w:t>
-      </w:r>
-      <w:r>
-        <w:rPr>
-          <w:rFonts w:ascii="Times New Roman" w:eastAsia="Times New Roman" w:hAnsi="Times New Roman"/>
-          <w:lang w:val="en-US"/>
-        </w:rPr>
-        <w:t>_</w:t>
-      </w:r>
-      <w:r>
-        <w:rPr>
-          <w:rFonts w:ascii="Times New Roman" w:eastAsia="Times New Roman" w:hAnsi="Times New Roman"/>
-          <w:lang w:val="en-US"/>
-        </w:rPr>
-        <w:t>NAME</w:t>
-      </w:r>
-      <w:r>
-        <w:rPr>
-          <w:rFonts w:ascii="Times New Roman" w:eastAsia="Times New Roman" w:hAnsi="Times New Roman"/>
-          <w:lang w:val="en-US"/>
-        </w:rPr>
-        <w:t>_</w:t>
-      </w:r>
-      <w:r>
-        <w:rPr>
-          <w:rFonts w:ascii="Times New Roman" w:eastAsia="Times New Roman" w:hAnsi="Times New Roman"/>
-          <w:lang w:val="en-US"/>
-        </w:rPr>
-        <w:t>SHORT</w:t>
-      </w:r>
-      <w:r>
-        <w:rPr>
-          <w:rFonts w:ascii="Times New Roman" w:eastAsia="Times New Roman" w:hAnsi="Times New Roman"/>
-          <w:lang w:val="en-US"/>
-        </w:rPr>
-        <w:t>}}</w:t>
-      </w:r>
     </w:p>
     <w:sectPr>
       <w:pgSz w:w="16838" w:h="11906" w:orient="landscape"/>
